--- a/swh/docx/18.content.docx
+++ b/swh/docx/18.content.docx
@@ -11,6 +11,15 @@
         <w:pStyle w:val="Heading2"/>
       </w:pPr>
       <w:r>
+        <w:t>Resource: Maelezo ya Masomo (Tyndale)</w:t>
+      </w:r>
+      <w:r/>
+    </w:p>
+    <w:p>
+      <w:pPr>
+        <w:pStyle w:val="Heading2"/>
+      </w:pPr>
+      <w:r>
         <w:t>License Information</w:t>
       </w:r>
       <w:r/>
@@ -21,7 +30,7 @@
         <w:rPr>
           <w:b/>
         </w:rPr>
-        <w:t>Study Notes (Tyndale)</w:t>
+        <w:t>Maelezo ya Masomo (Tyndale)</w:t>
       </w:r>
       <w:r>
         <w:t xml:space="preserve"> (Swahili) is based on</w:t>
@@ -74,7 +83,7 @@
         <w:pStyle w:val="Heading1"/>
       </w:pPr>
       <w:r>
-        <w:t>Study Notes (Tyndale)</w:t>
+        <w:t>Maelezo ya Masomo (Tyndale)</w:t>
       </w:r>
     </w:p>
     <w:p>
@@ -83,6 +92,51 @@
           <w:headerReference w:type="even" r:id="rId8"/>
           <w:headerReference w:type="default" r:id="rId9"/>
           <w:footerReference w:type="default" r:id="rId10"/>
+          <w:footnotePr>
+            <w:numRestart w:val="eachSect"/>
+          </w:footnotePr>
+          <w:type w:val="continuous"/>
+          <w:pgSz w:w="12240" w:h="15840" w:code="1"/>
+          <w:pgMar w:top="1440" w:right="1440" w:bottom="1440" w:left="1440" w:header="504" w:footer="504" w:gutter="0"/>
+          <w:cols w:space="708"/>
+          <w:titlePg/>
+          <w:docGrid w:linePitch="360"/>
+        </w:sectPr>
+      </w:pPr>
+    </w:p>
+    <w:p>
+      <w:r/>
+    </w:p>
+    <w:p>
+      <w:pPr>
+        <w:pStyle w:val="Heading2"/>
+      </w:pPr>
+      <w:r>
+        <w:t>JOB</w:t>
+      </w:r>
+      <w:r/>
+    </w:p>
+    <w:p>
+      <w:r/>
+      <w:r>
+        <w:rPr>
+          <w:i/>
+        </w:rPr>
+        <w:t>Ayubu 1:1, Ayubu 1:1–2.13, Ayubu 1:2–3, Ayubu 1:5, Ayubu 1:6–7, Ayubu 1:8, Ayubu 1:9–11, Ayubu 1:10, Ayubu 1:11–12, Ayubu 1:13–19, Ayubu 1:15, Ayubu 1:16, Ayubu 1:19, Ayubu 1:20, Ayubu 2:1–3, Ayubu 2:3, Ayubu 2:5, Ayubu 2:6, Ayubu 2:7, Ayubu 2:8, Ayubu 2:9, Ayubu 2:10, Ayubu 2:11, Ayubu 2:12, Ayubu 2:13, Ayubu 3:1–10, Ayubu 3:1–26, Ayubu 3:5, Ayubu 3:8, Ayubu 3:9, Ayubu 3:10, Ayubu 3:11–24, Ayubu 3:14, Ayubu 3:15, Ayubu 3:20, Ayubu 3:21, Ayubu 4:1–2, Ayubu 4:1–14.22, Ayubu 4:3–4, Ayubu 4:7, Ayubu 4:8, Ayubu 4:9, Ayubu 4:12–16, Ayubu 4:13, Ayubu 4:14, Ayubu 4:15, Ayubu 4:17, Ayubu 4:18–21, Ayubu 4:21, Ayubu 5:1, Ayubu 5:4, Ayubu 5:8, Ayubu 5:9–10, Ayubu 5:9–16, Ayubu 5:13, Ayubu 5:17, Ayubu 5:19–26, Ayubu 5:24, Ayubu 5:25, Ayubu 6:1–7.21, Ayubu 6:3–4, Ayubu 6:6, Ayubu 6:9, Ayubu 6:14–27, Ayubu 6:19, Ayubu 6:27, Ayubu 6:30, Ayubu 7:1, Ayubu 7:2, Ayubu 7:3, Ayubu 7:5, Ayubu 7:6–21, Ayubu 7:7, Ayubu 7:8, Ayubu 7:9, Ayubu 7:11, Ayubu 7:12, Ayubu 7:13–14, Ayubu 7:16, Ayubu 7:17–18, Ayubu 7:19, Ayubu 7:20, Ayubu 8:1, Ayubu 8:2, Ayubu 8:3–4, Ayubu 8:7, Ayubu 8:8–10, Ayubu 8:9, Ayubu 8:11, Ayubu 8:12–13, Ayubu 8:16–17, Ayubu 9:1–35, Ayubu 9:3, Ayubu 9:5–6, Ayubu 9:9, Ayubu 9:13, Ayubu 9:17, Ayubu 9:21, Ayubu 9:28, Ayubu 9:30, Ayubu 9:31, Ayubu 9:32–33, Ayubu 10:8–11, Ayubu 10:20–22, Ayubu 11:1, Ayubu 11:2–3, Ayubu 11:4, Ayubu 11:5–6, Ayubu 11:7, Ayubu 11:13–14, Ayubu 12:1–14.22, Ayubu 12:7–8, Ayubu 12:7–9, Ayubu 12:9, Ayubu 12:11, Ayubu 12:12, Ayubu 12:17, Ayubu 12:18, Ayubu 12:19, Ayubu 12:21, Ayubu 12:22, Ayubu 12:23–24, Ayubu 12:25, Ayubu 13:1–2, Ayubu 13:7–10, Ayubu 13:12, Ayubu 13:20–21, Ayubu 13:22–23, Ayubu 13:24, Ayubu 13:25, Ayubu 14:1–2, Ayubu 14:3, Ayubu 14:12, Ayubu 14:13, Ayubu 14:16, Ayubu 14:17, Ayubu 14:22, Ayubu 15:1–21.34, Ayubu 15:2–3, Ayubu 15:6, Ayubu 15:7–8, Ayubu 15:8, Ayubu 15:9–10, Ayubu 15:12, Ayubu 15:14, Ayubu 15:15, Ayubu 15:17–19, Ayubu 15:20–35, Ayubu 15:21, Ayubu 15:22, Ayubu 15:23, Ayubu 15:25, Ayubu 15:30, Ayubu 15:34, Ayubu 16:4, Ayubu 16:7, Ayubu 16:9–10, Ayubu 16:12, Ayubu 16:13, Ayubu 16:14, Ayubu 16:15, Ayubu 16:17, Ayubu 16:18, Ayubu 16:18–22:18, Ayubu 16:19–21:19, Ayubu 17:1, Ayubu 17:2, Ayubu17:3–5, Ayubu 17:6, Ayubu 17:8–9, Ayubu 17:10–16, Ayubu 17:13, Ayubu 17:14, Ayubu 17:16, Ayubu 18:2–3, Ayubu 18:5, Ayubu 18:7, Ayubu 18:8–10, Ayubu 18:11–13, Ayubu 18:13, Ayubu 18:15, Ayubu 18:17, Ayubu 18:19, Ayubu 18:20, Ayubu 18:21, Ayubu 19:3, Ayubu 19:6, Ayubu 19:7, Ayubu 19:8, Ayubu 19:9, Ayubu 19:17, Ayubu 19:19, Ayubu 19:20, Ayubu 19:21, Ayubu 19:22, Ayubu 19:23, Ayubu 19:25, Ayubu 19:26, Ayubu 19:27, Ayubu 19:29, Ayubu 20:7, Ayubu 20:10, Ayubu 20:14–16, Ayubu 20:17, Ayubu 20:20, Ayubu 20:24, Ayubu 20:25, Ayubu 20:26, Ayubu 20:27, Ayubu 21:2, Ayubu 21:6, Ayubu 21:8, Ayubu 21:17, Ayubu 21:19, Ayubu 21:22, Ayubu 21:24, Ayubu 21:25, Ayubu 21:26, Ayubu 21:28, Ayubu 21:33, Ayubu 21:34, Ayubu 22:1–26.14, Ayubu 22:2–3, Ayubu 22:6, Ayubu 22:9, Ayubu 22:12–14, Ayubu 22:18, Ayubu 22:19–20, Ayubu 22:22, Ayubu 22:23, Ayubu 22:24, Ayubu 22:25, Ayubu 22:27, Ayubu 22:29, Ayubu 23:2, Ayubu 23:4, Ayubu 23:6–7, Ayubu 23:10, Ayubu 23:13–14, Ayubu 23:15–17, Ayubu 24:1, Ayubu 24:2, Ayubu 24:2–17, Ayubu 24:3, Ayubu 24:6, Ayubu 24:7, Ayubu 24:9, Ayubu 24:11, Ayubu 24:12, Ayubu 24:18–24, Ayubu 25:4, Ayubu 26:2, Ayubu 26:4, Ayubu 26:5–6, Ayubu 26:7, Ayubu 26:10, Ayubu 26:11, Ayubu 26:12, Ayubu 26:13, Ayubu 27:1, Ayubu 27:2, Ayubu 27:5–6, Ayubu 27:9–23, Ayubu 28:1–28, Ayubu 28:5, Ayubu 28:13, Ayubu 28:16–19, Ayubu 28:23–27, Ayubu 28:28, Ayubu 29:1–31.40, Ayubu 29:2, Ayubu 29:7, Ayubu 29:14, Ayubu 29:16, Ayubu 29:18, Ayubu 29:25, Ayubu 30:2–3, Ayubu 30:5–6, Ayubu 30:9, Ayubu 30:10, Ayubu 30:12–14, Ayubu 30:15, Ayubu 30:18, Ayubu 30:19, Ayubu 30:20–21, Ayubu 30:22, Ayubu 30:28, Ayubu 30:29, Ayubu 30:30, Ayubu 31:1, Ayubu 31:1–40, Ayubu 31:5–8, Ayubu 31:9–10, Ayubu 31:11, Ayubu 31:12, Ayubu 31:13–15, Ayubu 31:21, Ayubu 31:22–23, Ayubu 31:24, Ayubu 31:25, Ayubu 31:26, Ayubu 31:26–28, Ayubu 31:27, Ayubu 31:28, Ayubu 31:29–30, Ayubu 31:31–32, Ayubu 31:35, Ayubu 31:36, Ayubu 31:37, Ayubu 31:38, Ayubu 31:40, Ayubu 32:1, Ayubu 32:1–37.24, Ayubu 32:2, Ayubu 32:4–7, Ayubu 32:8–9, Ayubu 32:15–16, Ayubu 32:18–20, Ayubu 33:1, Ayubu 33:5, Ayubu 33:7, Ayubu 33:9, Ayubu 33:11, Ayubu 33:13, Ayubu 33:15, Ayubu 33:18, Ayubu 33:22, Ayubu 33:23, Ayubu 33:24, Ayubu 33:26, Ayubu 33:32, Ayubu 34:3–4, Ayubu 34:5–6, Ayubu 34:6, Ayubu 34:9, Ayubu 34:10–15, Ayubu 34:11, Ayubu 34:17, Ayubu 34:19, Ayubu 34:22, Ayubu 34:23, Ayubu 34:24, Ayubu 34:26, Ayubu 34:31, Ayubu 34:36, Ayubu 35:4–8, Ayubu 35:15–16, Ayubu 35:16, Ayubu 36:4, Ayubu 36:7, Ayubu 36:11, Ayubu 36:12, Ayubu 36:31, Ayubu 37:2, Ayubu 37:7, Ayubu 37:13, Ayubu 37:17, Ayubu 37:20, Ayubu 37:22, Ayubu 37:23, Ayubu 38:1–3, Ayubu 38:1–40.5, Ayubu 38:1–42.6, Ayubu 38:2, Ayubu 38:7, Ayubu 38:10–11, Ayubu 38:14, Ayubu 38:21, Ayubu 38:22–23, Ayubu 38:24–27, Ayubu 38:36, Ayubu 39:5–7, Ayubu 39:9–12, Ayubu 39:13–18, Ayubu 39:14–16, Ayubu 39:18, Ayubu 39:24, Ayubu 39:30, Ayubu 40:1–2, Ayubu 40:3–5, Ayubu 40:4, Ayubu 40:5, Ayubu 40:6–7, Ayubu 40:8, Ayubu 40:11–12, Ayubu 40:15–24, Ayubu 41:1, Ayubu 42:1–6, Ayubu 42:5, Ayubu 42:7, Ayubu 42:8–9, Ayubu 42:10, Ayubu 42:11, Ayubu 42:12, Ayubu 42:14, Ayubu 42:15, Ayubu 42:16, Ayubu 42:17</w:t>
+      </w:r>
+      <w:r/>
+    </w:p>
+    <w:p>
+      <w:r/>
+      <w:r>
+        <w:t xml:space="preserve"> </w:t>
+      </w:r>
+      <w:r/>
+      <w:r/>
+    </w:p>
+    <w:p>
+      <w:pPr>
+        <w:sectPr>
           <w:footnotePr>
             <w:numRestart w:val="eachSect"/>
           </w:footnotePr>

--- a/swh/docx/18.content.docx
+++ b/swh/docx/18.content.docx
@@ -163,13 +163,6 @@
         <w:rPr>
           <w:lang w:val="sw_KE" w:bidi="sw_KE"/>
         </w:rPr>
-      </w:r>
-      <w:r>
-        <w:rPr>
-          <w:i/>
-          <w:lang w:val="sw_KE" w:bidi="sw_KE"/>
-        </w:rPr>
-        <w:t>Ayubu 1:1, Ayubu 1:1–2.13, Ayubu 1:2–3, Ayubu 1:5, Ayubu 1:6–7, Ayubu 1:8, Ayubu 1:9–11, Ayubu 1:10, Ayubu 1:11–12, Ayubu 1:13–19, Ayubu 1:15, Ayubu 1:16, Ayubu 1:19, Ayubu 1:20, Ayubu 2:1–3, Ayubu 2:3, Ayubu 2:5, Ayubu 2:6, Ayubu 2:7, Ayubu 2:8, Ayubu 2:9, Ayubu 2:10, Ayubu 2:11, Ayubu 2:12, Ayubu 2:13, Ayubu 3:1–10, Ayubu 3:1–26, Ayubu 3:5, Ayubu 3:8, Ayubu 3:9, Ayubu 3:10, Ayubu 3:11–24, Ayubu 3:14, Ayubu 3:15, Ayubu 3:20, Ayubu 3:21, Ayubu 4:1–2, Ayubu 4:1–14.22, Ayubu 4:3–4, Ayubu 4:7, Ayubu 4:8, Ayubu 4:9, Ayubu 4:12–16, Ayubu 4:13, Ayubu 4:14, Ayubu 4:15, Ayubu 4:17, Ayubu 4:18–21, Ayubu 4:21, Ayubu 5:1, Ayubu 5:4, Ayubu 5:8, Ayubu 5:9–10, Ayubu 5:9–16, Ayubu 5:13, Ayubu 5:17, Ayubu 5:19–26, Ayubu 5:24, Ayubu 5:25, Ayubu 6:1–7.21, Ayubu 6:3–4, Ayubu 6:6, Ayubu 6:9, Ayubu 6:14–27, Ayubu 6:19, Ayubu 6:27, Ayubu 6:30, Ayubu 7:1, Ayubu 7:2, Ayubu 7:3, Ayubu 7:5, Ayubu 7:6–21, Ayubu 7:7, Ayubu 7:8, Ayubu 7:9, Ayubu 7:11, Ayubu 7:12, Ayubu 7:13–14, Ayubu 7:16, Ayubu 7:17–18, Ayubu 7:19, Ayubu 7:20, Ayubu 8:1, Ayubu 8:2, Ayubu 8:3–4, Ayubu 8:7, Ayubu 8:8–10, Ayubu 8:9, Ayubu 8:11, Ayubu 8:12–13, Ayubu 8:16–17, Ayubu 9:1–35, Ayubu 9:3, Ayubu 9:5–6, Ayubu 9:9, Ayubu 9:13, Ayubu 9:17, Ayubu 9:21, Ayubu 9:28, Ayubu 9:30, Ayubu 9:31, Ayubu 9:32–33, Ayubu 10:8–11, Ayubu 10:20–22, Ayubu 11:1, Ayubu 11:2–3, Ayubu 11:4, Ayubu 11:5–6, Ayubu 11:7, Ayubu 11:13–14, Ayubu 12:1–14.22, Ayubu 12:7–8, Ayubu 12:7–9, Ayubu 12:9, Ayubu 12:11, Ayubu 12:12, Ayubu 12:17, Ayubu 12:18, Ayubu 12:19, Ayubu 12:21, Ayubu 12:22, Ayubu 12:23–24, Ayubu 12:25, Ayubu 13:1–2, Ayubu 13:7–10, Ayubu 13:12, Ayubu 13:20–21, Ayubu 13:22–23, Ayubu 13:24, Ayubu 13:25, Ayubu 14:1–2, Ayubu 14:3, Ayubu 14:12, Ayubu 14:13, Ayubu 14:16, Ayubu 14:17, Ayubu 14:22, Ayubu 15:1–21.34, Ayubu 15:2–3, Ayubu 15:6, Ayubu 15:7–8, Ayubu 15:8, Ayubu 15:9–10, Ayubu 15:12, Ayubu 15:14, Ayubu 15:15, Ayubu 15:17–19, Ayubu 15:20–35, Ayubu 15:21, Ayubu 15:22, Ayubu 15:23, Ayubu 15:25, Ayubu 15:30, Ayubu 15:34, Ayubu 16:4, Ayubu 16:7, Ayubu 16:9–10, Ayubu 16:12, Ayubu 16:13, Ayubu 16:14, Ayubu 16:15, Ayubu 16:17, Ayubu 16:18, Ayubu 16:18–22:18, Ayubu 16:19–21:19, Ayubu 17:1, Ayubu 17:2, Ayubu17:3–5, Ayubu 17:6, Ayubu 17:8–9, Ayubu 17:10–16, Ayubu 17:13, Ayubu 17:14, Ayubu 17:16, Ayubu 18:2–3, Ayubu 18:5, Ayubu 18:7, Ayubu 18:8–10, Ayubu 18:11–13, Ayubu 18:13, Ayubu 18:15, Ayubu 18:17, Ayubu 18:19, Ayubu 18:20, Ayubu 18:21, Ayubu 19:3, Ayubu 19:6, Ayubu 19:7, Ayubu 19:8, Ayubu 19:9, Ayubu 19:17, Ayubu 19:19, Ayubu 19:20, Ayubu 19:21, Ayubu 19:22, Ayubu 19:23, Ayubu 19:25, Ayubu 19:26, Ayubu 19:27, Ayubu 19:29, Ayubu 20:7, Ayubu 20:10, Ayubu 20:14–16, Ayubu 20:17, Ayubu 20:20, Ayubu 20:24, Ayubu 20:25, Ayubu 20:26, Ayubu 20:27, Ayubu 21:2, Ayubu 21:6, Ayubu 21:8, Ayubu 21:17, Ayubu 21:19, Ayubu 21:22, Ayubu 21:24, Ayubu 21:25, Ayubu 21:26, Ayubu 21:28, Ayubu 21:33, Ayubu 21:34, Ayubu 22:1–26.14, Ayubu 22:2–3, Ayubu 22:6, Ayubu 22:9, Ayubu 22:12–14, Ayubu 22:18, Ayubu 22:19–20, Ayubu 22:22, Ayubu 22:23, Ayubu 22:24, Ayubu 22:25, Ayubu 22:27, Ayubu 22:29, Ayubu 23:2, Ayubu 23:4, Ayubu 23:6–7, Ayubu 23:10, Ayubu 23:13–14, Ayubu 23:15–17, Ayubu 24:1, Ayubu 24:2, Ayubu 24:2–17, Ayubu 24:3, Ayubu 24:6, Ayubu 24:7, Ayubu 24:9, Ayubu 24:11, Ayubu 24:12, Ayubu 24:18–24, Ayubu 25:4, Ayubu 26:2, Ayubu 26:4, Ayubu 26:5–6, Ayubu 26:7, Ayubu 26:10, Ayubu 26:11, Ayubu 26:12, Ayubu 26:13, Ayubu 27:1, Ayubu 27:2, Ayubu 27:5–6, Ayubu 27:9–23, Ayubu 28:1–28, Ayubu 28:5, Ayubu 28:13, Ayubu 28:16–19, Ayubu 28:23–27, Ayubu 28:28, Ayubu 29:1–31.40, Ayubu 29:2, Ayubu 29:7, Ayubu 29:14, Ayubu 29:16, Ayubu 29:18, Ayubu 29:25, Ayubu 30:2–3, Ayubu 30:5–6, Ayubu 30:9, Ayubu 30:10, Ayubu 30:12–14, Ayubu 30:15, Ayubu 30:18, Ayubu 30:19, Ayubu 30:20–21, Ayubu 30:22, Ayubu 30:28, Ayubu 30:29, Ayubu 30:30, Ayubu 31:1, Ayubu 31:1–40, Ayubu 31:5–8, Ayubu 31:9–10, Ayubu 31:11, Ayubu 31:12, Ayubu 31:13–15, Ayubu 31:21, Ayubu 31:22–23, Ayubu 31:24, Ayubu 31:25, Ayubu 31:26, Ayubu 31:26–28, Ayubu 31:27, Ayubu 31:28, Ayubu 31:29–30, Ayubu 31:31–32, Ayubu 31:35, Ayubu 31:36, Ayubu 31:37, Ayubu 31:38, Ayubu 31:40, Ayubu 32:1, Ayubu 32:1–37.24, Ayubu 32:2, Ayubu 32:4–7, Ayubu 32:8–9, Ayubu 32:15–16, Ayubu 32:18–20, Ayubu 33:1, Ayubu 33:5, Ayubu 33:7, Ayubu 33:9, Ayubu 33:11, Ayubu 33:13, Ayubu 33:15, Ayubu 33:18, Ayubu 33:22, Ayubu 33:23, Ayubu 33:24, Ayubu 33:26, Ayubu 33:32, Ayubu 34:3–4, Ayubu 34:5–6, Ayubu 34:6, Ayubu 34:9, Ayubu 34:10–15, Ayubu 34:11, Ayubu 34:17, Ayubu 34:19, Ayubu 34:22, Ayubu 34:23, Ayubu 34:24, Ayubu 34:26, Ayubu 34:31, Ayubu 34:36, Ayubu 35:4–8, Ayubu 35:15–16, Ayubu 35:16, Ayubu 36:4, Ayubu 36:7, Ayubu 36:11, Ayubu 36:12, Ayubu 36:31, Ayubu 37:2, Ayubu 37:7, Ayubu 37:13, Ayubu 37:17, Ayubu 37:20, Ayubu 37:22, Ayubu 37:23, Ayubu 38:1–3, Ayubu 38:1–40.5, Ayubu 38:1–42.6, Ayubu 38:2, Ayubu 38:7, Ayubu 38:10–11, Ayubu 38:14, Ayubu 38:21, Ayubu 38:22–23, Ayubu 38:24–27, Ayubu 38:36, Ayubu 39:5–7, Ayubu 39:9–12, Ayubu 39:13–18, Ayubu 39:14–16, Ayubu 39:18, Ayubu 39:24, Ayubu 39:30, Ayubu 40:1–2, Ayubu 40:3–5, Ayubu 40:4, Ayubu 40:5, Ayubu 40:6–7, Ayubu 40:8, Ayubu 40:11–12, Ayubu 40:15–24, Ayubu 41:1, Ayubu 42:1–6, Ayubu 42:5, Ayubu 42:7, Ayubu 42:8–9, Ayubu 42:10, Ayubu 42:11, Ayubu 42:12, Ayubu 42:14, Ayubu 42:15, Ayubu 42:16, Ayubu 42:17</w:t>
       </w:r>
       <w:r>
         <w:rPr>

--- a/swh/docx/18.content.docx
+++ b/swh/docx/18.content.docx
@@ -150,19 +150,6 @@
           <w:lang w:val="sw_KE" w:bidi="sw_KE"/>
         </w:rPr>
         <w:t>JOB</w:t>
-      </w:r>
-      <w:r>
-        <w:rPr>
-          <w:lang w:val="sw_KE" w:bidi="sw_KE"/>
-        </w:rPr>
-      </w:r>
-    </w:p>
-    <w:p>
-      <w:pPr/>
-      <w:r>
-        <w:rPr>
-          <w:lang w:val="sw_KE" w:bidi="sw_KE"/>
-        </w:rPr>
       </w:r>
       <w:r>
         <w:rPr>

--- a/swh/docx/18.content.docx
+++ b/swh/docx/18.content.docx
@@ -19,7 +19,7 @@
         <w:rPr>
           <w:lang w:val="sw_KE" w:bidi="sw_KE"/>
         </w:rPr>
-        <w:t>Resource: Maelezo ya Masomo (Tyndale)</w:t>
+        <w:t>Resource: Tyndale Open Study Notes</w:t>
       </w:r>
       <w:r>
         <w:rPr>
@@ -112,7 +112,7 @@
         <w:rPr>
           <w:lang w:val="sw_KE" w:bidi="sw_KE"/>
         </w:rPr>
-        <w:t>Maelezo ya Masomo (Tyndale)</w:t>
+        <w:t>Tyndale Open Study Notes</w:t>
       </w:r>
     </w:p>
     <w:p>

--- a/swh/docx/18.content.docx
+++ b/swh/docx/18.content.docx
@@ -19,7 +19,7 @@
         <w:rPr>
           <w:lang w:val="sw_KE" w:bidi="sw_KE"/>
         </w:rPr>
-        <w:t>Resource: Tyndale Open Study Notes</w:t>
+        <w:t>Resource: Aquifer Open Study Notes</w:t>
       </w:r>
       <w:r>
         <w:rPr>
@@ -112,7 +112,7 @@
         <w:rPr>
           <w:lang w:val="sw_KE" w:bidi="sw_KE"/>
         </w:rPr>
-        <w:t>Tyndale Open Study Notes</w:t>
+        <w:t>Aquifer Open Study Notes</w:t>
       </w:r>
     </w:p>
     <w:p>
